--- a/Volume 1/Chapter 09 - Memory Management/SPA_Vol1_Ch9_Lesson9_7_Python_Memory.docx
+++ b/Volume 1/Chapter 09 - Memory Management/SPA_Vol1_Ch9_Lesson9_7_Python_Memory.docx
@@ -1682,16 +1682,16 @@
         <w:keepNext/>
       </w:pPr>
       <w:r>
-        <w:t>// Remember, #include adds the declarations we need: stdio.h declares</w:t>
-      </w:r>
-    </w:p>
-    <w:p>
-      <w:pPr>
-        <w:pStyle w:val="SourceCode"/>
-        <w:keepNext/>
-      </w:pPr>
-      <w:r>
-        <w:t>// printf, snprintf and fputs, and stdlib.h declares malloc and free.</w:t>
+        <w:t>// Remember, #include adds declarations: stdio.h has printf, snprintf and</w:t>
+      </w:r>
+    </w:p>
+    <w:p>
+      <w:pPr>
+        <w:pStyle w:val="SourceCode"/>
+        <w:keepNext/>
+      </w:pPr>
+      <w:r>
+        <w:t>// fputs (writes text as is), and stdlib.h has malloc and free.</w:t>
       </w:r>
     </w:p>
     <w:p>
@@ -9598,15 +9598,15 @@
         <w:pStyle w:val="SourceCode"/>
       </w:pPr>
       <w:r>
-        <w:t># half of a primary and replica pair; it starts as None. Remember,</w:t>
-      </w:r>
-    </w:p>
-    <w:p>
-      <w:pPr>
-        <w:pStyle w:val="SourceCode"/>
-      </w:pPr>
-      <w:r>
-        <w:t># ServerRecord | None = a ServerRecord or None.</w:t>
+        <w:t># half of a primary and replica pair; it starts as None. Remember, a field</w:t>
+      </w:r>
+    </w:p>
+    <w:p>
+      <w:pPr>
+        <w:pStyle w:val="SourceCode"/>
+      </w:pPr>
+      <w:r>
+        <w:t># takes a : type hint too; ServerRecord | None = a ServerRecord or None.</w:t>
       </w:r>
     </w:p>
     <w:p>
@@ -9915,15 +9915,15 @@
         <w:pStyle w:val="SourceCode"/>
       </w:pPr>
       <w:r>
-        <w:t xml:space="preserve">    # Each record is still referred to by the other's peer field, so</w:t>
-      </w:r>
-    </w:p>
-    <w:p>
-      <w:pPr>
-        <w:pStyle w:val="SourceCode"/>
-      </w:pPr>
-      <w:r>
-        <w:t xml:space="preserve">    # removing both names leaves each count at one, not zero.</w:t>
+        <w:t xml:space="preserve">    # The other's peer field still refers to each record, so del leaves each</w:t>
+      </w:r>
+    </w:p>
+    <w:p>
+      <w:pPr>
+        <w:pStyle w:val="SourceCode"/>
+      </w:pPr>
+      <w:r>
+        <w:t xml:space="preserve">    # count at one; cycle_watcher() gives primary, or None once freed.</w:t>
       </w:r>
     </w:p>
     <w:p>
@@ -13173,7 +13173,7 @@
         <w:pStyle w:val="ListBullet"/>
       </w:pPr>
       <w:r>
-        <w:t>After the names are removed, print the record through the list with print_record("List still holds:", servers[0]) (printRecord or PrintRecord): after the block's closing brace and its line, or in Python after the weak reference lines and before show_cycle().</w:t>
+        <w:t>After the names are removed, print the record through the list with print_record("List still holds:", servers[0]) (printRecord or PrintRecord): after the block's closing brace and its line, or in Python after the weak reference lines and before show_cycle(). In C# and TypeScript, update the comment after the block: the list still refers to the record.</w:t>
       </w:r>
     </w:p>
     <w:p>
@@ -14082,31 +14082,31 @@
       </w:rPr>
     </w:lvl>
   </w:abstractNum>
-  <w:num w:numId="1" w16cid:durableId="1365867701">
+  <w:num w:numId="1" w16cid:durableId="1507474797">
     <w:abstractNumId w:val="8"/>
   </w:num>
-  <w:num w:numId="2" w16cid:durableId="737167121">
+  <w:num w:numId="2" w16cid:durableId="1374307464">
     <w:abstractNumId w:val="6"/>
   </w:num>
-  <w:num w:numId="3" w16cid:durableId="861361248">
+  <w:num w:numId="3" w16cid:durableId="1169717564">
     <w:abstractNumId w:val="5"/>
   </w:num>
-  <w:num w:numId="4" w16cid:durableId="1177619712">
+  <w:num w:numId="4" w16cid:durableId="727342923">
     <w:abstractNumId w:val="4"/>
   </w:num>
-  <w:num w:numId="5" w16cid:durableId="1481119608">
+  <w:num w:numId="5" w16cid:durableId="660280948">
     <w:abstractNumId w:val="7"/>
   </w:num>
-  <w:num w:numId="6" w16cid:durableId="76556904">
+  <w:num w:numId="6" w16cid:durableId="537935370">
     <w:abstractNumId w:val="3"/>
   </w:num>
-  <w:num w:numId="7" w16cid:durableId="487523894">
+  <w:num w:numId="7" w16cid:durableId="820346515">
     <w:abstractNumId w:val="2"/>
   </w:num>
-  <w:num w:numId="8" w16cid:durableId="1538812063">
+  <w:num w:numId="8" w16cid:durableId="682704988">
     <w:abstractNumId w:val="1"/>
   </w:num>
-  <w:num w:numId="9" w16cid:durableId="1739085928">
+  <w:num w:numId="9" w16cid:durableId="149912101">
     <w:abstractNumId w:val="0"/>
   </w:num>
 </w:numbering>
